--- a/熊猫成仙，从青竹山开始/第一卷 龙蛇起陆/第021章 一只手把它按进土里.docx
+++ b/熊猫成仙，从青竹山开始/第一卷 龙蛇起陆/第021章 一只手把它按进土里.docx
@@ -1251,7 +1251,7 @@
           <w:sz w:val="27"/>
           <w:szCs w:val="27"/>
         </w:rPr>
-        <w:t xml:space="preserve">过了很久，坡下有脚步声，一瘸一拐，跑几步停一下。</w:t>
+        <w:t xml:space="preserve">坡下的脚步声来得很晚，一瘸一拐，跑几步停一下。</w:t>
       </w:r>
     </w:p>
     <w:p>
@@ -1349,7 +1349,7 @@
           <w:sz w:val="27"/>
           <w:szCs w:val="27"/>
         </w:rPr>
-        <w:t xml:space="preserve">竹长庚的手停在他背上，停了很久，才轻轻放下去。</w:t>
+        <w:t xml:space="preserve">竹长庚的手停在他背上，停到自己那口气平了，才轻轻放下去。</w:t>
       </w:r>
     </w:p>
     <w:p>
